--- a/Supplementary Material.docx
+++ b/Supplementary Material.docx
@@ -13,6 +13,141 @@
       <w:bookmarkEnd w:id="0"/>
     </w:p>
     <w:p/>
+    <w:p>
+      <w:pPr>
+        <w:keepNext/>
+        <w:spacing w:line="360" w:lineRule="auto"/>
+        <w:contextualSpacing/>
+      </w:pPr>
+      <w:r>
+        <w:rPr>
+          <w:noProof/>
+        </w:rPr>
+        <w:drawing>
+          <wp:inline distT="0" distB="0" distL="0" distR="0" wp14:anchorId="36A1BAEC" wp14:editId="758CCCA4">
+            <wp:extent cx="5760720" cy="3952240"/>
+            <wp:effectExtent l="0" t="0" r="0" b="0"/>
+            <wp:docPr id="1908681439" name="Picture 1" descr="A diagram of a structure&#10;&#10;AI-generated content may be incorrect."/>
+            <wp:cNvGraphicFramePr>
+              <a:graphicFrameLocks xmlns:a="http://schemas.openxmlformats.org/drawingml/2006/main" noChangeAspect="1"/>
+            </wp:cNvGraphicFramePr>
+            <a:graphic xmlns:a="http://schemas.openxmlformats.org/drawingml/2006/main">
+              <a:graphicData uri="http://schemas.openxmlformats.org/drawingml/2006/picture">
+                <pic:pic xmlns:pic="http://schemas.openxmlformats.org/drawingml/2006/picture">
+                  <pic:nvPicPr>
+                    <pic:cNvPr id="1908681439" name="Picture 1" descr="A diagram of a structure&#10;&#10;AI-generated content may be incorrect."/>
+                    <pic:cNvPicPr/>
+                  </pic:nvPicPr>
+                  <pic:blipFill>
+                    <a:blip r:embed="rId8" cstate="print">
+                      <a:extLst>
+                        <a:ext uri="{28A0092B-C50C-407E-A947-70E740481C1C}">
+                          <a14:useLocalDpi xmlns:a14="http://schemas.microsoft.com/office/drawing/2010/main" val="0"/>
+                        </a:ext>
+                      </a:extLst>
+                    </a:blip>
+                    <a:stretch>
+                      <a:fillRect/>
+                    </a:stretch>
+                  </pic:blipFill>
+                  <pic:spPr>
+                    <a:xfrm>
+                      <a:off x="0" y="0"/>
+                      <a:ext cx="5760720" cy="3952240"/>
+                    </a:xfrm>
+                    <a:prstGeom prst="rect">
+                      <a:avLst/>
+                    </a:prstGeom>
+                  </pic:spPr>
+                </pic:pic>
+              </a:graphicData>
+            </a:graphic>
+          </wp:inline>
+        </w:drawing>
+      </w:r>
+    </w:p>
+    <w:p>
+      <w:pPr>
+        <w:pStyle w:val="Caption"/>
+      </w:pPr>
+      <w:r>
+        <w:t xml:space="preserve">Figure S </w:t>
+      </w:r>
+      <w:r>
+        <w:fldChar w:fldCharType="begin"/>
+      </w:r>
+      <w:r>
+        <w:instrText xml:space="preserve"> SEQ Figure_S \* ARABIC </w:instrText>
+      </w:r>
+      <w:r>
+        <w:fldChar w:fldCharType="separate"/>
+      </w:r>
+      <w:r>
+        <w:rPr>
+          <w:noProof/>
+        </w:rPr>
+        <w:t>1</w:t>
+      </w:r>
+      <w:r>
+        <w:fldChar w:fldCharType="end"/>
+      </w:r>
+      <w:r>
+        <w:t xml:space="preserve">. </w:t>
+      </w:r>
+      <w:r>
+        <w:t>Pathways of leachate formation and m</w:t>
+      </w:r>
+      <w:r>
+        <w:t>igration</w:t>
+      </w:r>
+      <w:r>
+        <w:t>.</w:t>
+      </w:r>
+      <w:r>
+        <w:t xml:space="preserve"> </w:t>
+      </w:r>
+      <w:r>
+        <w:t>L</w:t>
+      </w:r>
+      <w:r>
+        <w:t xml:space="preserve">eachate </w:t>
+      </w:r>
+      <w:r>
+        <w:t xml:space="preserve">may form from e.g. precipitation or surface influx (solid arrows) and migrate </w:t>
+      </w:r>
+      <w:r>
+        <w:t>into surrounding soil or groundwater</w:t>
+      </w:r>
+      <w:r>
+        <w:t xml:space="preserve"> (dotted arrows)</w:t>
+      </w:r>
+      <w:r>
+        <w:t xml:space="preserve">. Modified after </w:t>
+      </w:r>
+      <w:r>
+        <w:fldChar w:fldCharType="begin"/>
+      </w:r>
+      <w:r>
+        <w:instrText xml:space="preserve"> ADDIN EN.CITE &lt;EndNote&gt;&lt;Cite AuthorYear="1"&gt;&lt;Author&gt;Pazoki&lt;/Author&gt;&lt;Year&gt;2020&lt;/Year&gt;&lt;RecNum&gt;57&lt;/RecNum&gt;&lt;DisplayText&gt;Pazoki and Ghasemzadeh (2020)&lt;/DisplayText&gt;&lt;record&gt;&lt;rec-number&gt;57&lt;/rec-number&gt;&lt;foreign-keys&gt;&lt;key app="EN" db-id="02xrzprr7v9va3evfw4xt000fzf5xtt9955r" timestamp="1729088916"&gt;57&lt;/key&gt;&lt;/foreign-keys&gt;&lt;ref-type name="Electronic Book"&gt;44&lt;/ref-type&gt;&lt;contributors&gt;&lt;authors&gt;&lt;author&gt;Pazoki, Maryam&lt;/author&gt;&lt;author&gt;Ghasemzadeh, Reza&lt;/author&gt;&lt;/authors&gt;&lt;/contributors&gt;&lt;titles&gt;&lt;title&gt;Municipal Landfill Leachate Management&lt;/title&gt;&lt;tertiary-title&gt;Environmental Science&lt;/tertiary-title&gt;&lt;/titles&gt;&lt;edition&gt;1st 2020.&lt;/edition&gt;&lt;keywords&gt;&lt;keyword&gt;Waste management&lt;/keyword&gt;&lt;keyword&gt;Geotechnical engineering&lt;/keyword&gt;&lt;keyword&gt;Environmental engineering&lt;/keyword&gt;&lt;keyword&gt;Biotechnology&lt;/keyword&gt;&lt;keyword&gt;Water pollution&lt;/keyword&gt;&lt;keyword&gt;Waste Management/Waste Technology&lt;/keyword&gt;&lt;keyword&gt;Geotechnical Engineering &amp;amp; Applied Earth Sciences&lt;/keyword&gt;&lt;keyword&gt;Environmental Engineering/Biotechnology&lt;/keyword&gt;&lt;keyword&gt;Waste Water Technology / Water Pollution Control / Water Management / Aquatic Pollution&lt;/keyword&gt;&lt;/keywords&gt;&lt;dates&gt;&lt;year&gt;2020&lt;/year&gt;&lt;/dates&gt;&lt;pub-location&gt;Cham&lt;/pub-location&gt;&lt;publisher&gt;Springer International Publishing : Imprint: Springer&lt;/publisher&gt;&lt;isbn&gt;3-030-50212-0&lt;/isbn&gt;&lt;urls&gt;&lt;/urls&gt;&lt;/record&gt;&lt;/Cite&gt;&lt;/EndNote&gt;</w:instrText>
+      </w:r>
+      <w:r>
+        <w:fldChar w:fldCharType="separate"/>
+      </w:r>
+      <w:proofErr w:type="spellStart"/>
+      <w:r>
+        <w:t>Pazoki</w:t>
+      </w:r>
+      <w:proofErr w:type="spellEnd"/>
+      <w:r>
+        <w:t xml:space="preserve"> and Ghasemzadeh (2020)</w:t>
+      </w:r>
+      <w:r>
+        <w:fldChar w:fldCharType="end"/>
+      </w:r>
+      <w:r>
+        <w:t>.</w:t>
+      </w:r>
+    </w:p>
     <w:p/>
     <w:p>
       <w:pPr>
@@ -22,6 +157,7 @@
         <w:rPr>
           <w:noProof/>
         </w:rPr>
+        <w:lastRenderedPageBreak/>
         <w:drawing>
           <wp:inline distT="0" distB="0" distL="0" distR="0" wp14:anchorId="40A4EDC3" wp14:editId="124232BA">
             <wp:extent cx="5610758" cy="5353302"/>
@@ -38,7 +174,7 @@
                     <pic:cNvPicPr/>
                   </pic:nvPicPr>
                   <pic:blipFill>
-                    <a:blip r:embed="rId6" cstate="print">
+                    <a:blip r:embed="rId9" cstate="print">
                       <a:extLst>
                         <a:ext uri="{28A0092B-C50C-407E-A947-70E740481C1C}">
                           <a14:useLocalDpi xmlns:a14="http://schemas.microsoft.com/office/drawing/2010/main" val="0"/>
@@ -85,21 +221,31 @@
         <w:rPr>
           <w:noProof/>
         </w:rPr>
-        <w:t>1</w:t>
+        <w:t>2</w:t>
       </w:r>
       <w:r>
         <w:fldChar w:fldCharType="end"/>
       </w:r>
       <w:r>
-        <w:t xml:space="preserve">. The pH in the leachate is becoming increasingly acidic with time. This is particularly visible for pH at the </w:t>
+        <w:t xml:space="preserve">. The </w:t>
       </w:r>
-      <w:proofErr w:type="gramStart"/>
       <w:r>
-        <w:t>influent</w:t>
+        <w:t xml:space="preserve">difference in </w:t>
       </w:r>
-      <w:proofErr w:type="gramEnd"/>
       <w:r>
-        <w:t xml:space="preserve"> for both locations. For simplicity, both </w:t>
+        <w:t>pH</w:t>
+      </w:r>
+      <w:r>
+        <w:t xml:space="preserve"> (</w:t>
+      </w:r>
+      <w:r>
+        <w:t>effluent-influent)</w:t>
+      </w:r>
+      <w:r>
+        <w:t xml:space="preserve"> in the leachate </w:t>
+      </w:r>
+      <w:r>
+        <w:t xml:space="preserve">at </w:t>
       </w:r>
       <w:proofErr w:type="spellStart"/>
       <w:r>
@@ -107,23 +253,19 @@
       </w:r>
       <w:proofErr w:type="spellEnd"/>
       <w:r>
-        <w:t xml:space="preserve"> and </w:t>
+        <w:t xml:space="preserve"> </w:t>
       </w:r>
-      <w:proofErr w:type="spellStart"/>
       <w:r>
-        <w:t>Spillhaug</w:t>
+        <w:t xml:space="preserve">is </w:t>
       </w:r>
-      <w:proofErr w:type="spellEnd"/>
       <w:r>
-        <w:t xml:space="preserve"> are displayed, but not </w:t>
+        <w:t>increasing with time.</w:t>
       </w:r>
-      <w:proofErr w:type="spellStart"/>
       <w:r>
-        <w:t>coloured</w:t>
+        <w:t xml:space="preserve"> This is particularly visible for pH at the influent</w:t>
       </w:r>
-      <w:proofErr w:type="spellEnd"/>
       <w:r>
-        <w:t xml:space="preserve"> by location.</w:t>
+        <w:t>, where the influent is becoming increasingly acidic.</w:t>
       </w:r>
     </w:p>
     <w:p/>
@@ -442,7 +584,6 @@
               </w:rPr>
               <w:t>[</w:t>
             </w:r>
-            <w:proofErr w:type="gramStart"/>
             <w:r>
               <w:rPr>
                 <w:rFonts w:cstheme="minorHAnsi"/>
@@ -456,15 +597,7 @@
                 <w:b/>
                 <w:bCs/>
               </w:rPr>
-              <w:t>g</w:t>
-            </w:r>
-            <w:proofErr w:type="gramEnd"/>
-            <w:r>
-              <w:rPr>
-                <w:b/>
-                <w:bCs/>
-              </w:rPr>
-              <w:t>/l]</w:t>
+              <w:t>g/l]</w:t>
             </w:r>
           </w:p>
         </w:tc>
@@ -522,7 +655,6 @@
               </w:rPr>
               <w:t>[</w:t>
             </w:r>
-            <w:proofErr w:type="gramStart"/>
             <w:r>
               <w:rPr>
                 <w:rFonts w:cstheme="minorHAnsi"/>
@@ -536,15 +668,7 @@
                 <w:b/>
                 <w:bCs/>
               </w:rPr>
-              <w:t>g</w:t>
-            </w:r>
-            <w:proofErr w:type="gramEnd"/>
-            <w:r>
-              <w:rPr>
-                <w:b/>
-                <w:bCs/>
-              </w:rPr>
-              <w:t>/l]</w:t>
+              <w:t>g/l]</w:t>
             </w:r>
           </w:p>
         </w:tc>
@@ -626,7 +750,6 @@
               </w:rPr>
               <w:t>[</w:t>
             </w:r>
-            <w:proofErr w:type="gramStart"/>
             <w:r>
               <w:rPr>
                 <w:rFonts w:cstheme="minorHAnsi"/>
@@ -640,15 +763,7 @@
                 <w:b/>
                 <w:bCs/>
               </w:rPr>
-              <w:t>g</w:t>
-            </w:r>
-            <w:proofErr w:type="gramEnd"/>
-            <w:r>
-              <w:rPr>
-                <w:b/>
-                <w:bCs/>
-              </w:rPr>
-              <w:t>/l]</w:t>
+              <w:t>g/l]</w:t>
             </w:r>
           </w:p>
         </w:tc>
@@ -5736,7 +5851,7 @@
     <w:p>
       <w:pPr>
         <w:sectPr>
-          <w:headerReference w:type="default" r:id="rId7"/>
+          <w:headerReference w:type="default" r:id="rId10"/>
           <w:pgSz w:w="16838" w:h="11906" w:orient="landscape"/>
           <w:pgMar w:top="1417" w:right="1417" w:bottom="1417" w:left="1417" w:header="708" w:footer="708" w:gutter="0"/>
           <w:cols w:space="708"/>
@@ -5767,7 +5882,7 @@
         <w:rPr>
           <w:noProof/>
         </w:rPr>
-        <w:t>3</w:t>
+        <w:t>2</w:t>
       </w:r>
       <w:r>
         <w:fldChar w:fldCharType="end"/>
@@ -19575,7 +19690,7 @@
                     </pic:cNvPicPr>
                   </pic:nvPicPr>
                   <pic:blipFill>
-                    <a:blip r:embed="rId8" cstate="print">
+                    <a:blip r:embed="rId11" cstate="print">
                       <a:extLst>
                         <a:ext uri="{28A0092B-C50C-407E-A947-70E740481C1C}">
                           <a14:useLocalDpi xmlns:a14="http://schemas.microsoft.com/office/drawing/2010/main" val="0"/>
@@ -19624,7 +19739,7 @@
         <w:rPr>
           <w:noProof/>
         </w:rPr>
-        <w:t>2</w:t>
+        <w:t>3</w:t>
       </w:r>
       <w:r>
         <w:fldChar w:fldCharType="end"/>
@@ -19730,7 +19845,7 @@
                     </pic:cNvPicPr>
                   </pic:nvPicPr>
                   <pic:blipFill>
-                    <a:blip r:embed="rId9" cstate="print">
+                    <a:blip r:embed="rId12" cstate="print">
                       <a:extLst>
                         <a:ext uri="{28A0092B-C50C-407E-A947-70E740481C1C}">
                           <a14:useLocalDpi xmlns:a14="http://schemas.microsoft.com/office/drawing/2010/main" val="0"/>
@@ -19779,7 +19894,7 @@
         <w:rPr>
           <w:noProof/>
         </w:rPr>
-        <w:t>3</w:t>
+        <w:t>4</w:t>
       </w:r>
       <w:r>
         <w:fldChar w:fldCharType="end"/>
@@ -19791,7 +19906,7 @@
     <w:p>
       <w:pPr>
         <w:sectPr>
-          <w:headerReference w:type="default" r:id="rId10"/>
+          <w:headerReference w:type="default" r:id="rId13"/>
           <w:pgSz w:w="11906" w:h="16838"/>
           <w:pgMar w:top="1417" w:right="1417" w:bottom="1417" w:left="1417" w:header="708" w:footer="708" w:gutter="0"/>
           <w:cols w:space="708"/>
@@ -60715,7 +60830,7 @@
                               <w:rPr>
                                 <w:noProof/>
                               </w:rPr>
-                              <w:t>4</w:t>
+                              <w:t>5</w:t>
                             </w:r>
                             <w:r>
                               <w:fldChar w:fldCharType="end"/>
@@ -60814,7 +60929,7 @@
                         <w:rPr>
                           <w:noProof/>
                         </w:rPr>
-                        <w:t>4</w:t>
+                        <w:t>5</w:t>
                       </w:r>
                       <w:r>
                         <w:fldChar w:fldCharType="end"/>
@@ -60913,7 +61028,7 @@
                     <pic:cNvPicPr/>
                   </pic:nvPicPr>
                   <pic:blipFill>
-                    <a:blip r:embed="rId11" cstate="print">
+                    <a:blip r:embed="rId14" cstate="print">
                       <a:extLst>
                         <a:ext uri="{28A0092B-C50C-407E-A947-70E740481C1C}">
                           <a14:useLocalDpi xmlns:a14="http://schemas.microsoft.com/office/drawing/2010/main" val="0"/>
@@ -60955,6 +61070,56 @@
     </w:sectPr>
   </w:body>
 </w:document>
+</file>
+
+<file path=word/endnotes.xml><?xml version="1.0" encoding="utf-8"?>
+<w:endnotes xmlns:wpc="http://schemas.microsoft.com/office/word/2010/wordprocessingCanvas" xmlns:cx="http://schemas.microsoft.com/office/drawing/2014/chartex" xmlns:cx1="http://schemas.microsoft.com/office/drawing/2015/9/8/chartex" xmlns:cx2="http://schemas.microsoft.com/office/drawing/2015/10/21/chartex" xmlns:cx3="http://schemas.microsoft.com/office/drawing/2016/5/9/chartex" xmlns:cx4="http://schemas.microsoft.com/office/drawing/2016/5/10/chartex" xmlns:cx5="http://schemas.microsoft.com/office/drawing/2016/5/11/chartex" xmlns:cx6="http://schemas.microsoft.com/office/drawing/2016/5/12/chartex" xmlns:cx7="http://schemas.microsoft.com/office/drawing/2016/5/13/chartex" xmlns:cx8="http://schemas.microsoft.com/office/drawing/2016/5/14/chartex" xmlns:mc="http://schemas.openxmlformats.org/markup-compatibility/2006" xmlns:aink="http://schemas.microsoft.com/office/drawing/2016/ink" xmlns:am3d="http://schemas.microsoft.com/office/drawing/2017/model3d" xmlns:o="urn:schemas-microsoft-com:office:office" xmlns:oel="http://schemas.microsoft.com/office/2019/extlst" xmlns:r="http://schemas.openxmlformats.org/officeDocument/2006/relationships" xmlns:m="http://schemas.openxmlformats.org/officeDocument/2006/math" xmlns:v="urn:schemas-microsoft-com:vml" xmlns:wp14="http://schemas.microsoft.com/office/word/2010/wordprocessingDrawing" xmlns:wp="http://schemas.openxmlformats.org/drawingml/2006/wordprocessingDrawing" xmlns:w10="urn:schemas-microsoft-com:office:word" xmlns:w="http://schemas.openxmlformats.org/wordprocessingml/2006/main" xmlns:w14="http://schemas.microsoft.com/office/word/2010/wordml" xmlns:w15="http://schemas.microsoft.com/office/word/2012/wordml" xmlns:w16cex="http://schemas.microsoft.com/office/word/2018/wordml/cex" xmlns:w16cid="http://schemas.microsoft.com/office/word/2016/wordml/cid" xmlns:w16="http://schemas.microsoft.com/office/word/2018/wordml" xmlns:w16du="http://schemas.microsoft.com/office/word/2023/wordml/word16du" xmlns:w16sdtdh="http://schemas.microsoft.com/office/word/2020/wordml/sdtdatahash" xmlns:w16sdtfl="http://schemas.microsoft.com/office/word/2024/wordml/sdtformatlock" xmlns:w16se="http://schemas.microsoft.com/office/word/2015/wordml/symex" xmlns:wpg="http://schemas.microsoft.com/office/word/2010/wordprocessingGroup" xmlns:wpi="http://schemas.microsoft.com/office/word/2010/wordprocessingInk" xmlns:wne="http://schemas.microsoft.com/office/word/2006/wordml" xmlns:wps="http://schemas.microsoft.com/office/word/2010/wordprocessingShape" mc:Ignorable="w14 w15 w16se w16cid w16 w16cex w16sdtdh w16sdtfl w16du wp14">
+  <w:endnote w:type="separator" w:id="-1">
+    <w:p>
+      <w:pPr>
+        <w:spacing w:after="0" w:line="240" w:lineRule="auto"/>
+      </w:pPr>
+      <w:r>
+        <w:separator/>
+      </w:r>
+    </w:p>
+  </w:endnote>
+  <w:endnote w:type="continuationSeparator" w:id="0">
+    <w:p>
+      <w:pPr>
+        <w:spacing w:after="0" w:line="240" w:lineRule="auto"/>
+      </w:pPr>
+      <w:r>
+        <w:continuationSeparator/>
+      </w:r>
+    </w:p>
+  </w:endnote>
+</w:endnotes>
+</file>
+
+<file path=word/footnotes.xml><?xml version="1.0" encoding="utf-8"?>
+<w:footnotes xmlns:wpc="http://schemas.microsoft.com/office/word/2010/wordprocessingCanvas" xmlns:cx="http://schemas.microsoft.com/office/drawing/2014/chartex" xmlns:cx1="http://schemas.microsoft.com/office/drawing/2015/9/8/chartex" xmlns:cx2="http://schemas.microsoft.com/office/drawing/2015/10/21/chartex" xmlns:cx3="http://schemas.microsoft.com/office/drawing/2016/5/9/chartex" xmlns:cx4="http://schemas.microsoft.com/office/drawing/2016/5/10/chartex" xmlns:cx5="http://schemas.microsoft.com/office/drawing/2016/5/11/chartex" xmlns:cx6="http://schemas.microsoft.com/office/drawing/2016/5/12/chartex" xmlns:cx7="http://schemas.microsoft.com/office/drawing/2016/5/13/chartex" xmlns:cx8="http://schemas.microsoft.com/office/drawing/2016/5/14/chartex" xmlns:mc="http://schemas.openxmlformats.org/markup-compatibility/2006" xmlns:aink="http://schemas.microsoft.com/office/drawing/2016/ink" xmlns:am3d="http://schemas.microsoft.com/office/drawing/2017/model3d" xmlns:o="urn:schemas-microsoft-com:office:office" xmlns:oel="http://schemas.microsoft.com/office/2019/extlst" xmlns:r="http://schemas.openxmlformats.org/officeDocument/2006/relationships" xmlns:m="http://schemas.openxmlformats.org/officeDocument/2006/math" xmlns:v="urn:schemas-microsoft-com:vml" xmlns:wp14="http://schemas.microsoft.com/office/word/2010/wordprocessingDrawing" xmlns:wp="http://schemas.openxmlformats.org/drawingml/2006/wordprocessingDrawing" xmlns:w10="urn:schemas-microsoft-com:office:word" xmlns:w="http://schemas.openxmlformats.org/wordprocessingml/2006/main" xmlns:w14="http://schemas.microsoft.com/office/word/2010/wordml" xmlns:w15="http://schemas.microsoft.com/office/word/2012/wordml" xmlns:w16cex="http://schemas.microsoft.com/office/word/2018/wordml/cex" xmlns:w16cid="http://schemas.microsoft.com/office/word/2016/wordml/cid" xmlns:w16="http://schemas.microsoft.com/office/word/2018/wordml" xmlns:w16du="http://schemas.microsoft.com/office/word/2023/wordml/word16du" xmlns:w16sdtdh="http://schemas.microsoft.com/office/word/2020/wordml/sdtdatahash" xmlns:w16sdtfl="http://schemas.microsoft.com/office/word/2024/wordml/sdtformatlock" xmlns:w16se="http://schemas.microsoft.com/office/word/2015/wordml/symex" xmlns:wpg="http://schemas.microsoft.com/office/word/2010/wordprocessingGroup" xmlns:wpi="http://schemas.microsoft.com/office/word/2010/wordprocessingInk" xmlns:wne="http://schemas.microsoft.com/office/word/2006/wordml" xmlns:wps="http://schemas.microsoft.com/office/word/2010/wordprocessingShape" mc:Ignorable="w14 w15 w16se w16cid w16 w16cex w16sdtdh w16sdtfl w16du wp14">
+  <w:footnote w:type="separator" w:id="-1">
+    <w:p>
+      <w:pPr>
+        <w:spacing w:after="0" w:line="240" w:lineRule="auto"/>
+      </w:pPr>
+      <w:r>
+        <w:separator/>
+      </w:r>
+    </w:p>
+  </w:footnote>
+  <w:footnote w:type="continuationSeparator" w:id="0">
+    <w:p>
+      <w:pPr>
+        <w:spacing w:after="0" w:line="240" w:lineRule="auto"/>
+      </w:pPr>
+      <w:r>
+        <w:continuationSeparator/>
+      </w:r>
+    </w:p>
+  </w:footnote>
+</w:footnotes>
 </file>
 
 <file path=word/header1.xml><?xml version="1.0" encoding="utf-8"?>

--- a/Supplementary Material.docx
+++ b/Supplementary Material.docx
@@ -16754,9 +16754,30 @@
               <w:rPr>
                 <w:sz w:val="16"/>
                 <w:szCs w:val="16"/>
-                <w:lang w:val="nb-NO"/>
-              </w:rPr>
-              <w:t xml:space="preserve">BOD 5 </w:t>
+              </w:rPr>
+              <w:t>BOD</w:t>
+            </w:r>
+            <w:r>
+              <w:rPr>
+                <w:sz w:val="16"/>
+                <w:szCs w:val="16"/>
+                <w:vertAlign w:val="subscript"/>
+              </w:rPr>
+              <w:t>5</w:t>
+            </w:r>
+            <w:r>
+              <w:rPr>
+                <w:sz w:val="16"/>
+                <w:szCs w:val="16"/>
+              </w:rPr>
+              <w:t xml:space="preserve"> (Biological Oxygen Demand after 5 days)</w:t>
+            </w:r>
+            <w:r>
+              <w:rPr>
+                <w:sz w:val="16"/>
+                <w:szCs w:val="16"/>
+              </w:rPr>
+              <w:t xml:space="preserve"> </w:t>
             </w:r>
           </w:p>
           <w:p>
@@ -19666,7 +19687,24 @@
                 <w:szCs w:val="16"/>
                 <w:lang w:val="nb-NO"/>
               </w:rPr>
-              <w:t xml:space="preserve"> (Cl)</w:t>
+              <w:t xml:space="preserve"> (Cl</w:t>
+            </w:r>
+            <w:r>
+              <w:rPr>
+                <w:sz w:val="16"/>
+                <w:szCs w:val="16"/>
+                <w:vertAlign w:val="superscript"/>
+                <w:lang w:val="nb-NO"/>
+              </w:rPr>
+              <w:t>-</w:t>
+            </w:r>
+            <w:r>
+              <w:rPr>
+                <w:sz w:val="16"/>
+                <w:szCs w:val="16"/>
+                <w:lang w:val="nb-NO"/>
+              </w:rPr>
+              <w:t>)</w:t>
             </w:r>
           </w:p>
         </w:tc>
@@ -62484,6 +62522,7 @@
   <w:style w:type="character" w:default="1" w:styleId="DefaultParagraphFont">
     <w:name w:val="Default Paragraph Font"/>
     <w:uiPriority w:val="1"/>
+    <w:semiHidden/>
     <w:unhideWhenUsed/>
   </w:style>
   <w:style w:type="table" w:default="1" w:styleId="TableNormal">
